--- a/Thomas Higson's CV.docx
+++ b/Thomas Higson's CV.docx
@@ -3654,7 +3654,19 @@
             </w:hyperlink>
             <w:r>
               <w:tab/>
-              <w:t>June 2029 – September 2026</w:t>
+              <w:t>June 20</w:t>
+            </w:r>
+            <w:r>
+              <w:t>0</w:t>
+            </w:r>
+            <w:r>
+              <w:t>9 – September 20</w:t>
+            </w:r>
+            <w:r>
+              <w:t>1</w:t>
+            </w:r>
+            <w:r>
+              <w:t>6</w:t>
             </w:r>
           </w:p>
         </w:tc>
